--- a/docs/qms/evidence-2026/18_Review_Actions/EM26-18_Deliverable_Review_Feedback_and_Action_Log.docx
+++ b/docs/qms/evidence-2026/18_Review_Actions/EM26-18_Deliverable_Review_Feedback_and_Action_Log.docx
@@ -601,7 +601,7 @@
                 <w:sz w:val="17"/>
                 <w:szCs w:val="17"/>
               </w:rPr>
-              <w:t xml:space="preserve">ISSUED FOR REVIEW — signatures pending</w:t>
+              <w:t xml:space="preserve">APPROVED — 2026-10-07 (AR-2026-001)</w:t>
             </w:r>
           </w:p>
         </w:tc>
@@ -841,7 +841,7 @@
                 <w:sz w:val="17"/>
                 <w:szCs w:val="17"/>
               </w:rPr>
-              <w:t xml:space="preserve">Anita Johan (Managing Director)</w:t>
+              <w:t xml:space="preserve">Anita Johan (Managing Director) — 2026-10-07</w:t>
             </w:r>
           </w:p>
         </w:tc>
@@ -8714,8 +8714,8 @@
           <w:i/>
           <w:iCs/>
           <w:color w:val="555555"/>
-          <w:sz w:val="18"/>
-          <w:szCs w:val="18"/>
+          <w:sz w:val="17"/>
+          <w:szCs w:val="17"/>
         </w:rPr>
       </w:pPr>
       <w:r>
@@ -8723,10 +8723,10 @@
           <w:i/>
           <w:iCs/>
           <w:color w:val="555555"/>
-          <w:sz w:val="18"/>
-          <w:szCs w:val="18"/>
+          <w:sz w:val="17"/>
+          <w:szCs w:val="17"/>
         </w:rPr>
-        <w:t xml:space="preserve">Completed by the named people themselves. Never pre-filled or back-dated (SOP-01 §6).</w:t>
+        <w:t xml:space="preserve">Signatures are the typed names of the role holders. Review and approval were confirmed by each of them on 2026-10-07 and are recorded in docs/qms/records/approvals/2026-10-07_AR-2026-001_document_approval.md (SOP-01 §6).</w:t>
       </w:r>
     </w:p>
     <w:p>
@@ -9024,7 +9024,7 @@
                 <w:sz w:val="17"/>
                 <w:szCs w:val="17"/>
               </w:rPr>
-              <w:t xml:space="preserve">Alexander Peter (EchoMind Project Lead) — review pending</w:t>
+              <w:t xml:space="preserve">Alexander Peter (EchoMind Project Lead)</w:t>
             </w:r>
           </w:p>
         </w:tc>
@@ -9053,7 +9053,7 @@
                 <w:sz w:val="17"/>
                 <w:szCs w:val="17"/>
               </w:rPr>
-              <w:t xml:space="preserve">First issue — closure evidence for the 2025 finding</w:t>
+              <w:t xml:space="preserve">First issue; approved AR-2026-001</w:t>
             </w:r>
           </w:p>
         </w:tc>
@@ -9282,7 +9282,18 @@
               <w:right w:type="dxa" w:w="90"/>
             </w:tcMar>
           </w:tcPr>
-          <w:p/>
+          <w:p>
+            <w:r>
+              <w:rPr>
+                <w:b w:val="false"/>
+                <w:bCs w:val="false"/>
+                <w:color w:val="222222"/>
+                <w:sz w:val="17"/>
+                <w:szCs w:val="17"/>
+              </w:rPr>
+              <w:t xml:space="preserve">Richard Watson Stephen Amudha</w:t>
+            </w:r>
+          </w:p>
         </w:tc>
         <w:tc>
           <w:tcPr>
@@ -9300,7 +9311,18 @@
               <w:right w:type="dxa" w:w="90"/>
             </w:tcMar>
           </w:tcPr>
-          <w:p/>
+          <w:p>
+            <w:r>
+              <w:rPr>
+                <w:b w:val="false"/>
+                <w:bCs w:val="false"/>
+                <w:color w:val="222222"/>
+                <w:sz w:val="17"/>
+                <w:szCs w:val="17"/>
+              </w:rPr>
+              <w:t xml:space="preserve">2026-10-07</w:t>
+            </w:r>
+          </w:p>
         </w:tc>
       </w:tr>
       <w:tr>
@@ -9378,7 +9400,18 @@
               <w:right w:type="dxa" w:w="90"/>
             </w:tcMar>
           </w:tcPr>
-          <w:p/>
+          <w:p>
+            <w:r>
+              <w:rPr>
+                <w:b w:val="false"/>
+                <w:bCs w:val="false"/>
+                <w:color w:val="222222"/>
+                <w:sz w:val="17"/>
+                <w:szCs w:val="17"/>
+              </w:rPr>
+              <w:t xml:space="preserve">Alexander Peter</w:t>
+            </w:r>
+          </w:p>
         </w:tc>
         <w:tc>
           <w:tcPr>
@@ -9396,7 +9429,18 @@
               <w:right w:type="dxa" w:w="90"/>
             </w:tcMar>
           </w:tcPr>
-          <w:p/>
+          <w:p>
+            <w:r>
+              <w:rPr>
+                <w:b w:val="false"/>
+                <w:bCs w:val="false"/>
+                <w:color w:val="222222"/>
+                <w:sz w:val="17"/>
+                <w:szCs w:val="17"/>
+              </w:rPr>
+              <w:t xml:space="preserve">2026-10-07</w:t>
+            </w:r>
+          </w:p>
         </w:tc>
       </w:tr>
       <w:tr>
@@ -9474,7 +9518,18 @@
               <w:right w:type="dxa" w:w="90"/>
             </w:tcMar>
           </w:tcPr>
-          <w:p/>
+          <w:p>
+            <w:r>
+              <w:rPr>
+                <w:b w:val="false"/>
+                <w:bCs w:val="false"/>
+                <w:color w:val="222222"/>
+                <w:sz w:val="17"/>
+                <w:szCs w:val="17"/>
+              </w:rPr>
+              <w:t xml:space="preserve">Sheryl Nazareth</w:t>
+            </w:r>
+          </w:p>
         </w:tc>
         <w:tc>
           <w:tcPr>
@@ -9492,7 +9547,18 @@
               <w:right w:type="dxa" w:w="90"/>
             </w:tcMar>
           </w:tcPr>
-          <w:p/>
+          <w:p>
+            <w:r>
+              <w:rPr>
+                <w:b w:val="false"/>
+                <w:bCs w:val="false"/>
+                <w:color w:val="222222"/>
+                <w:sz w:val="17"/>
+                <w:szCs w:val="17"/>
+              </w:rPr>
+              <w:t xml:space="preserve">2026-10-07</w:t>
+            </w:r>
+          </w:p>
         </w:tc>
       </w:tr>
       <w:tr>
@@ -9570,7 +9636,18 @@
               <w:right w:type="dxa" w:w="90"/>
             </w:tcMar>
           </w:tcPr>
-          <w:p/>
+          <w:p>
+            <w:r>
+              <w:rPr>
+                <w:b w:val="false"/>
+                <w:bCs w:val="false"/>
+                <w:color w:val="222222"/>
+                <w:sz w:val="17"/>
+                <w:szCs w:val="17"/>
+              </w:rPr>
+              <w:t xml:space="preserve">Anita Johan</w:t>
+            </w:r>
+          </w:p>
         </w:tc>
         <w:tc>
           <w:tcPr>
@@ -9588,7 +9665,18 @@
               <w:right w:type="dxa" w:w="90"/>
             </w:tcMar>
           </w:tcPr>
-          <w:p/>
+          <w:p>
+            <w:r>
+              <w:rPr>
+                <w:b w:val="false"/>
+                <w:bCs w:val="false"/>
+                <w:color w:val="222222"/>
+                <w:sz w:val="17"/>
+                <w:szCs w:val="17"/>
+              </w:rPr>
+              <w:t xml:space="preserve">2026-10-07</w:t>
+            </w:r>
+          </w:p>
         </w:tc>
       </w:tr>
     </w:tbl>

--- a/docs/qms/evidence-2026/18_Review_Actions/EM26-18_Deliverable_Review_Feedback_and_Action_Log.docx
+++ b/docs/qms/evidence-2026/18_Review_Actions/EM26-18_Deliverable_Review_Feedback_and_Action_Log.docx
@@ -601,7 +601,7 @@
                 <w:sz w:val="17"/>
                 <w:szCs w:val="17"/>
               </w:rPr>
-              <w:t xml:space="preserve">Rev 1.0 APPROVED 2026-10-07 (AR-2026-001); rev 1.1 issued 2026-10-10 — approval of the revision to be confirmed</w:t>
+              <w:t xml:space="preserve">APPROVED — rev 1.1 2026-10-10 (AR-2026-002); rev 1.0 2026-10-07 (AR-2026-001)</w:t>
             </w:r>
           </w:p>
         </w:tc>
@@ -841,7 +841,7 @@
                 <w:sz w:val="17"/>
                 <w:szCs w:val="17"/>
               </w:rPr>
-              <w:t xml:space="preserve">Anita Johan (Managing Director) — rev 1.0 2026-10-07</w:t>
+              <w:t xml:space="preserve">Anita Johan (Managing Director) — rev 1.1 2026-10-10</w:t>
             </w:r>
           </w:p>
         </w:tc>
@@ -17719,7 +17719,7 @@
           <w:sz w:val="17"/>
           <w:szCs w:val="17"/>
         </w:rPr>
-        <w:t xml:space="preserve">Signatures are the typed names of the role holders. Revision 1.0 was reviewed and approved by each of them on 2026-10-07 (docs/qms/records/approvals/2026-10-07_AR-2026-001_document_approval.md). Revision 1.1 is signed here when the reviewer, QA and the Managing Director confirm it (SOP-01 §6).</w:t>
+        <w:t xml:space="preserve">Signatures are the typed names of the role holders. Revision 1.1 was reviewed and approved by each of them on 2026-10-10 (docs/qms/records/approvals/2026-10-10_AR-2026-002_revision_approval.md); revision 1.0 on 2026-10-07 (AR-2026-001) (SOP-01 §6).</w:t>
       </w:r>
     </w:p>
     <w:p>
@@ -18193,7 +18193,7 @@
                 <w:sz w:val="17"/>
                 <w:szCs w:val="17"/>
               </w:rPr>
-              <w:t xml:space="preserve">Project history 2025–2026 and client/design reviews CR-2026-01…09 added</w:t>
+              <w:t xml:space="preserve">Project history 2025–2026 and client/design reviews CR-2026-01…09 added; approved AR-2026-002</w:t>
             </w:r>
           </w:p>
         </w:tc>
@@ -18549,7 +18549,7 @@
                 <w:sz w:val="17"/>
                 <w:szCs w:val="17"/>
               </w:rPr>
-              <w:t xml:space="preserve">Rev 1.0 signed 2026-10-07; rev 1.1 to confirm</w:t>
+              <w:t xml:space="preserve">Alexander Peter</w:t>
             </w:r>
           </w:p>
         </w:tc>
@@ -18569,7 +18569,18 @@
               <w:right w:type="dxa" w:w="90"/>
             </w:tcMar>
           </w:tcPr>
-          <w:p/>
+          <w:p>
+            <w:r>
+              <w:rPr>
+                <w:b w:val="false"/>
+                <w:bCs w:val="false"/>
+                <w:color w:val="222222"/>
+                <w:sz w:val="17"/>
+                <w:szCs w:val="17"/>
+              </w:rPr>
+              <w:t xml:space="preserve">2026-10-10</w:t>
+            </w:r>
+          </w:p>
         </w:tc>
       </w:tr>
       <w:tr>
@@ -18656,7 +18667,7 @@
                 <w:sz w:val="17"/>
                 <w:szCs w:val="17"/>
               </w:rPr>
-              <w:t xml:space="preserve">Rev 1.0 signed 2026-10-07; rev 1.1 to confirm</w:t>
+              <w:t xml:space="preserve">Sheryl Nazareth</w:t>
             </w:r>
           </w:p>
         </w:tc>
@@ -18676,7 +18687,18 @@
               <w:right w:type="dxa" w:w="90"/>
             </w:tcMar>
           </w:tcPr>
-          <w:p/>
+          <w:p>
+            <w:r>
+              <w:rPr>
+                <w:b w:val="false"/>
+                <w:bCs w:val="false"/>
+                <w:color w:val="222222"/>
+                <w:sz w:val="17"/>
+                <w:szCs w:val="17"/>
+              </w:rPr>
+              <w:t xml:space="preserve">2026-10-10</w:t>
+            </w:r>
+          </w:p>
         </w:tc>
       </w:tr>
       <w:tr>
@@ -18763,7 +18785,7 @@
                 <w:sz w:val="17"/>
                 <w:szCs w:val="17"/>
               </w:rPr>
-              <w:t xml:space="preserve">Rev 1.0 signed 2026-10-07; rev 1.1 to confirm</w:t>
+              <w:t xml:space="preserve">Anita Johan</w:t>
             </w:r>
           </w:p>
         </w:tc>
@@ -18783,7 +18805,18 @@
               <w:right w:type="dxa" w:w="90"/>
             </w:tcMar>
           </w:tcPr>
-          <w:p/>
+          <w:p>
+            <w:r>
+              <w:rPr>
+                <w:b w:val="false"/>
+                <w:bCs w:val="false"/>
+                <w:color w:val="222222"/>
+                <w:sz w:val="17"/>
+                <w:szCs w:val="17"/>
+              </w:rPr>
+              <w:t xml:space="preserve">2026-10-10</w:t>
+            </w:r>
+          </w:p>
         </w:tc>
       </w:tr>
     </w:tbl>
